--- a/gallery/docx_viewer/fixtures/images_demo.docx
+++ b/gallery/docx_viewer/fixtures/images_demo.docx
@@ -50,7 +50,7 @@
         <w:t xml:space="preserve">Caption: sample JPEG embedded in the OPC package.</w:t>
       </w:r>
     </w:p>
-    <w:sectPr>
+    <w:sectPr xmlns:r="http://schemas.openxmlformats.org/officeDocument/2006/relationships">
       <w:pgSz w:w="12240" w:h="15840"/>
       <w:pgMar w:top="1440" w:right="1440" w:bottom="1440" w:left="1440"/>
     </w:sectPr>
@@ -67,6 +67,14 @@
       <w:lvlText w:val="•"/>
       <w:pPr>
         <w:ind w:left="720" w:hanging="360"/>
+      </w:pPr>
+    </w:lvl>
+    <w:lvl w:ilvl="1">
+      <w:start w:val="1"/>
+      <w:numFmt w:val="bullet"/>
+      <w:lvlText w:val="○"/>
+      <w:pPr>
+        <w:ind w:left="1440" w:hanging="360"/>
       </w:pPr>
     </w:lvl>
   </w:abstractNum>
@@ -92,9 +100,17 @@
     <w:lvl w:ilvl="1">
       <w:start w:val="1"/>
       <w:numFmt w:val="lowerLetter"/>
-      <w:lvlText w:val="%1.%2)"/>
+      <w:lvlText w:val="%2)"/>
       <w:pPr>
         <w:ind w:left="1440" w:hanging="360"/>
+      </w:pPr>
+    </w:lvl>
+    <w:lvl w:ilvl="2">
+      <w:start w:val="1"/>
+      <w:numFmt w:val="lowerRoman"/>
+      <w:lvlText w:val="%3."/>
+      <w:pPr>
+        <w:ind w:left="2160" w:hanging="360"/>
       </w:pPr>
     </w:lvl>
   </w:abstractNum>

--- a/gallery/docx_viewer/fixtures/images_demo.docx
+++ b/gallery/docx_viewer/fixtures/images_demo.docx
@@ -64,7 +64,7 @@
     <w:lvl w:ilvl="0">
       <w:start w:val="1"/>
       <w:numFmt w:val="bullet"/>
-      <w:lvlText w:val="•"/>
+      <w:lvlText w:val="-"/>
       <w:pPr>
         <w:ind w:left="720" w:hanging="360"/>
       </w:pPr>
@@ -72,7 +72,7 @@
     <w:lvl w:ilvl="1">
       <w:start w:val="1"/>
       <w:numFmt w:val="bullet"/>
-      <w:lvlText w:val="○"/>
+      <w:lvlText w:val="-"/>
       <w:pPr>
         <w:ind w:left="1440" w:hanging="360"/>
       </w:pPr>

--- a/gallery/docx_viewer/fixtures/images_demo.docx
+++ b/gallery/docx_viewer/fixtures/images_demo.docx
@@ -50,7 +50,7 @@
         <w:t xml:space="preserve">Caption: sample JPEG embedded in the OPC package.</w:t>
       </w:r>
     </w:p>
-    <w:sectPr>
+    <w:sectPr xmlns:r="http://schemas.openxmlformats.org/officeDocument/2006/relationships">
       <w:pgSz w:w="12240" w:h="15840"/>
       <w:pgMar w:top="1440" w:right="1440" w:bottom="1440" w:left="1440"/>
     </w:sectPr>
@@ -64,9 +64,17 @@
     <w:lvl w:ilvl="0">
       <w:start w:val="1"/>
       <w:numFmt w:val="bullet"/>
-      <w:lvlText w:val="•"/>
+      <w:lvlText w:val="-"/>
       <w:pPr>
         <w:ind w:left="720" w:hanging="360"/>
+      </w:pPr>
+    </w:lvl>
+    <w:lvl w:ilvl="1">
+      <w:start w:val="1"/>
+      <w:numFmt w:val="bullet"/>
+      <w:lvlText w:val="-"/>
+      <w:pPr>
+        <w:ind w:left="1440" w:hanging="360"/>
       </w:pPr>
     </w:lvl>
   </w:abstractNum>
@@ -92,9 +100,17 @@
     <w:lvl w:ilvl="1">
       <w:start w:val="1"/>
       <w:numFmt w:val="lowerLetter"/>
-      <w:lvlText w:val="%1.%2)"/>
+      <w:lvlText w:val="%2)"/>
       <w:pPr>
         <w:ind w:left="1440" w:hanging="360"/>
+      </w:pPr>
+    </w:lvl>
+    <w:lvl w:ilvl="2">
+      <w:start w:val="1"/>
+      <w:numFmt w:val="lowerRoman"/>
+      <w:lvlText w:val="%3."/>
+      <w:pPr>
+        <w:ind w:left="2160" w:hanging="360"/>
       </w:pPr>
     </w:lvl>
   </w:abstractNum>
